--- a/public/documents/TEMPLATE_Dokumentation_der_Digitaltauglichkeit_Interoperabilitaet.docx
+++ b/public/documents/TEMPLATE_Dokumentation_der_Digitaltauglichkeit_Interoperabilitaet.docx
@@ -488,19 +488,31 @@
       <w:pPr>
         <w:pStyle w:val="berschrift1"/>
         <w:spacing w:before="720"/>
+      </w:pPr>
+      <w:r>
         <w:rPr>
           <w:rStyle w:val="None"/>
-          <w:b/>
-          <w:bCs/>
-        </w:rPr>
-      </w:pPr>
+          <w:b w:val="1"/>
+          <w:bCs w:val="1"/>
+        </w:rPr>
+        <w:t xml:space="preserve">1. </w:t>
+      </w:r>
       <w:r>
         <w:rPr>
           <w:rStyle w:val="None"/>
-          <w:b/>
-          <w:bCs/>
-        </w:rPr>
-        <w:t>1. Tragen Sie den Titel Ihres Regelungsvorhabens ein</w:t>
+          <w:b w:val="1"/>
+          <w:bCs w:val="1"/>
+        </w:rPr>
+        <w:t>Ihr Regelungsvorhaben</w:t>
+      </w:r>
+    </w:p>
+    <w:p>
+      <w:pPr>
+        <w:pStyle w:val="berschrift2"/>
+      </w:pPr>
+      <w:r>
+        <w:rPr/>
+        <w:t>Tragen Sie den Titel Ihres Regelungsvorhabens ein</w:t>
       </w:r>
     </w:p>
     <w:p>
@@ -512,6 +524,38 @@
           <w:rStyle w:val="NoneA"/>
         </w:rPr>
         <w:t>{{POLICY_TITLE}}</w:t>
+      </w:r>
+    </w:p>
+    <w:p>
+      <w:pPr>
+        <w:pStyle w:val="berschrift2"/>
+      </w:pPr>
+      <w:r>
+        <w:rPr/>
+        <w:t>Ministerium / Organisation</w:t>
+      </w:r>
+    </w:p>
+    <w:p>
+      <w:pPr>
+        <w:pStyle w:val="Textbox"/>
+        <w:rPr>
+          <w:rStyle w:val="NoneA"/>
+          <w:rFonts w:ascii="Arial" w:hAnsi="Arial" w:eastAsia="Arial Unicode MS" w:cs="Arial Unicode MS"/>
+          <w:sz w:val="24"/>
+          <w:szCs w:val="24"/>
+        </w:rPr>
+      </w:pPr>
+      <w:r>
+        <w:rPr/>
+        <w:t>{{POLICY_</w:t>
+      </w:r>
+      <w:r>
+        <w:rPr/>
+        <w:t>ORGANIZATION</w:t>
+      </w:r>
+      <w:r>
+        <w:rPr/>
+        <w:t>}}</w:t>
       </w:r>
     </w:p>
     <w:p>
@@ -4555,9 +4599,27 @@
       </w:rPr>
     </w:pPr>
     <w:r>
-      <w:t xml:space="preserve">Version Juni </w:t>
+      <w:rPr/>
+      <w:t xml:space="preserve">Version </w:t>
     </w:r>
     <w:r>
+      <w:rPr/>
+      <w:t xml:space="preserve">{{TEMPLATE_TYPE}} </w:t>
+    </w:r>
+    <w:r>
+      <w:rPr/>
+      <w:t>Ju</w:t>
+    </w:r>
+    <w:r>
+      <w:rPr/>
+      <w:t>l</w:t>
+    </w:r>
+    <w:r>
+      <w:rPr/>
+      <w:t xml:space="preserve">i </w:t>
+    </w:r>
+    <w:r>
+      <w:rPr/>
       <w:t>2026</w:t>
     </w:r>
     <w:r>
@@ -4567,6 +4629,7 @@
       <w:t xml:space="preserve"> </w:t>
     </w:r>
     <w:r>
+      <w:rPr/>
       <w:t>Datum: {{TIMESTAMP}}</w:t>
     </w:r>
   </w:p>

--- a/public/documents/TEMPLATE_Dokumentation_der_Digitaltauglichkeit_Interoperabilitaet.docx
+++ b/public/documents/TEMPLATE_Dokumentation_der_Digitaltauglichkeit_Interoperabilitaet.docx
@@ -59,7 +59,7 @@
           <w:shd w:val="clear" w:color="auto" w:fill="cad1d7"/>
         </w:tblPrEx>
         <w:trPr>
-          <w:trHeight w:val="6855" w:hRule="atLeast"/>
+          <w:trHeight w:val="7129" w:hRule="atLeast"/>
         </w:trPr>
         <w:tc>
           <w:tcPr>
@@ -416,7 +416,39 @@
                 <w:rtl w:val="0"/>
                 <w:lang w:val="de-DE"/>
               </w:rPr>
-              <w:t xml:space="preserve"> und Skizzen sind vom NKR gern gesehen. H</w:t>
+              <w:t xml:space="preserve"> und Skizzen sind vom NKR</w:t>
+            </w:r>
+            <w:r>
+              <w:rPr>
+                <w:shd w:val="nil" w:color="auto" w:fill="auto"/>
+                <w:rtl w:val="0"/>
+                <w:lang w:val="de-DE"/>
+              </w:rPr>
+              <w:t xml:space="preserve"> und weiteren Pr</w:t>
+            </w:r>
+            <w:r>
+              <w:rPr>
+                <w:shd w:val="nil" w:color="auto" w:fill="auto"/>
+                <w:rtl w:val="0"/>
+                <w:lang w:val="de-DE"/>
+              </w:rPr>
+              <w:t>ü</w:t>
+            </w:r>
+            <w:r>
+              <w:rPr>
+                <w:shd w:val="nil" w:color="auto" w:fill="auto"/>
+                <w:rtl w:val="0"/>
+                <w:lang w:val="de-DE"/>
+              </w:rPr>
+              <w:t>fstellen</w:t>
+            </w:r>
+            <w:r>
+              <w:rPr>
+                <w:shd w:val="nil" w:color="auto" w:fill="auto"/>
+                <w:rtl w:val="0"/>
+                <w:lang w:val="de-DE"/>
+              </w:rPr>
+              <w:t xml:space="preserve"> gern gesehen. H</w:t>
             </w:r>
             <w:r>
               <w:rPr>

--- a/public/documents/TEMPLATE_Dokumentation_der_Digitaltauglichkeit_Interoperabilitaet.docx
+++ b/public/documents/TEMPLATE_Dokumentation_der_Digitaltauglichkeit_Interoperabilitaet.docx
@@ -156,7 +156,7 @@
                 <w:rtl w:val="0"/>
                 <w:lang w:val="de-DE"/>
               </w:rPr>
-              <w:t xml:space="preserve">llte Dokumentation an den </w:t>
+              <w:t xml:space="preserve">llte Dokumentation an </w:t>
             </w:r>
             <w:r>
               <w:rPr>
@@ -382,7 +382,7 @@
                 <w:rtl w:val="0"/>
                 <w:lang w:val="de-DE"/>
               </w:rPr>
-              <w:t>r Landesebene: Bitte informieren Sie sich auf Ihrer Landes-Unterseite wie Sie mit der Dokumentation weiter verfahren.</w:t>
+              <w:t>r Landesebene: Bitte informieren Sie sich auf Ihrer Landes-Unterseite, wie Sie mit der Dokumentation weiter verfahren.</w:t>
             </w:r>
           </w:p>
           <w:p>
@@ -9322,7 +9322,7 @@
           <w:rtl w:val="0"/>
           <w:lang w:val="de-DE"/>
         </w:rPr>
-        <w:t>r Landesebene: Bitte informieren Sie sich auf Ihrer Landes-Unterseite wie Sie mit der Dokumentation weiter verfahren.</w:t>
+        <w:t>r Landesebene: Bitte informieren Sie sich auf Ihrer Landes-Unterseite, wie Sie mit der Dokumentation weiter verfahren.</w:t>
       </w:r>
     </w:p>
     <w:p>

--- a/public/documents/TEMPLATE_Dokumentation_der_Digitaltauglichkeit_Interoperabilitaet.docx
+++ b/public/documents/TEMPLATE_Dokumentation_der_Digitaltauglichkeit_Interoperabilitaet.docx
@@ -9226,7 +9226,7 @@
           <w:rtl w:val="0"/>
           <w:lang w:val="de-DE"/>
         </w:rPr>
-        <w:t xml:space="preserve">r Bundesebene: </w:t>
+        <w:t>r Bundesebene:</w:t>
       </w:r>
       <w:r>
         <w:rPr>

--- a/public/documents/TEMPLATE_Dokumentation_der_Digitaltauglichkeit_Interoperabilitaet.docx
+++ b/public/documents/TEMPLATE_Dokumentation_der_Digitaltauglichkeit_Interoperabilitaet.docx
@@ -228,7 +228,7 @@
                 <w:rtl w:val="0"/>
                 <w:lang w:val="de-DE"/>
               </w:rPr>
-              <w:t>fung.</w:t>
+              <w:t>fung</w:t>
             </w:r>
             <w:r>
               <w:rPr>
